--- a/cases/german-credit/report.docx
+++ b/cases/german-credit/report.docx
@@ -15,7 +15,7 @@
         <w:rPr>
           <w:b w:val="0"/>
         </w:rPr>
-        <w:t>neural-trees 0.7.0 · 2026-09-28 · every figure below is read from results.json, produced by run.py</w:t>
+        <w:t>neural-trees 0.7.0 · 2026-10-01 · every figure below is read from results.json, produced by run.py</w:t>
       </w:r>
     </w:p>
     <w:p>
